--- a/test-files/issue-165-vmerge.docx
+++ b/test-files/issue-165-vmerge.docx
@@ -4,7 +4,7 @@
   <w:body>
     <w:p>
       <w:r>
-        <w:t>A: vMerge overflow distribution</w:t>
+        <w:t xml:space="preserve">A: vMerge overflow distribution</w:t>
       </w:r>
     </w:p>
     <w:tbl>
@@ -38,52 +38,52 @@
           </w:tcPr>
           <w:p>
             <w:r>
-              <w:t>merged line 01</w:t>
+              <w:t xml:space="preserve">merged line 01</w:t>
             </w:r>
           </w:p>
           <w:p>
             <w:r>
-              <w:t>merged line 02</w:t>
+              <w:t xml:space="preserve">merged line 02</w:t>
             </w:r>
           </w:p>
           <w:p>
             <w:r>
-              <w:t>merged line 03</w:t>
+              <w:t xml:space="preserve">merged line 03</w:t>
             </w:r>
           </w:p>
           <w:p>
             <w:r>
-              <w:t>merged line 04</w:t>
+              <w:t xml:space="preserve">merged line 04</w:t>
             </w:r>
           </w:p>
           <w:p>
             <w:r>
-              <w:t>merged line 05</w:t>
+              <w:t xml:space="preserve">merged line 05</w:t>
             </w:r>
           </w:p>
           <w:p>
             <w:r>
-              <w:t>merged line 06</w:t>
+              <w:t xml:space="preserve">merged line 06</w:t>
             </w:r>
           </w:p>
           <w:p>
             <w:r>
-              <w:t>merged line 07</w:t>
+              <w:t xml:space="preserve">merged line 07</w:t>
             </w:r>
           </w:p>
           <w:p>
             <w:r>
-              <w:t>merged line 08</w:t>
+              <w:t xml:space="preserve">merged line 08</w:t>
             </w:r>
           </w:p>
           <w:p>
             <w:r>
-              <w:t>merged line 09</w:t>
+              <w:t xml:space="preserve">merged line 09</w:t>
             </w:r>
           </w:p>
           <w:p>
             <w:r>
-              <w:t>merged line 10</w:t>
+              <w:t xml:space="preserve">merged line 10</w:t>
             </w:r>
           </w:p>
         </w:tc>
@@ -99,7 +99,7 @@
           </w:tcPr>
           <w:p>
             <w:r>
-              <w:t>R1</w:t>
+              <w:t xml:space="preserve">R1</w:t>
             </w:r>
           </w:p>
         </w:tc>
@@ -130,7 +130,7 @@
           </w:tcPr>
           <w:p>
             <w:r>
-              <w:t>R2</w:t>
+              <w:t xml:space="preserve">R2</w:t>
             </w:r>
           </w:p>
         </w:tc>
@@ -143,4 +143,28 @@
     </w:sectPr>
   </w:body>
 </w:document>
+</file>
+
+<file path=word/styles.xml><?xml version="1.0" encoding="utf-8"?>
+<w:styles xmlns:w="http://schemas.openxmlformats.org/wordprocessingml/2006/main">
+  <w:docDefaults>
+    <w:rPrDefault>
+      <w:rPr>
+        <w:rFonts w:ascii="Times New Roman" w:hAnsi="Times New Roman" w:eastAsia="Times New Roman" w:cs="Times New Roman"/>
+        <w:sz w:val="24"/>
+        <w:szCs w:val="24"/>
+        <w:lang w:val="en-US"/>
+      </w:rPr>
+    </w:rPrDefault>
+    <w:pPrDefault>
+      <w:pPr>
+        <w:spacing w:after="0" w:line="240" w:lineRule="auto"/>
+      </w:pPr>
+    </w:pPrDefault>
+  </w:docDefaults>
+  <w:style w:type="paragraph" w:default="1" w:styleId="Normal">
+    <w:name w:val="Normal"/>
+    <w:qFormat/>
+  </w:style>
+</w:styles>
 </file>